--- a/data/rag_data/Подрядчики и коммуникация.docx
+++ b/data/rag_data/Подрядчики и коммуникация.docx
@@ -1,20 +1,17 @@
 
 <file path=word/document.xml><?xml version="1.0" encoding="utf-8"?>
-<w:document xmlns:wpc="http://schemas.microsoft.com/office/word/2010/wordprocessingCanvas" xmlns:cx="http://schemas.microsoft.com/office/drawing/2014/chartex" xmlns:cx1="http://schemas.microsoft.com/office/drawing/2015/9/8/chartex" xmlns:cx2="http://schemas.microsoft.com/office/drawing/2015/10/21/chartex" xmlns:cx3="http://schemas.microsoft.com/office/drawing/2016/5/9/chartex" xmlns:cx4="http://schemas.microsoft.com/office/drawing/2016/5/10/chartex" xmlns:cx5="http://schemas.microsoft.com/office/drawing/2016/5/11/chartex" xmlns:cx6="http://schemas.microsoft.com/office/drawing/2016/5/12/chartex" xmlns:cx7="http://schemas.microsoft.com/office/drawing/2016/5/13/chartex" xmlns:cx8="http://schemas.microsoft.com/office/drawing/2016/5/14/chartex" xmlns:mc="http://schemas.openxmlformats.org/markup-compatibility/2006" xmlns:aink="http://schemas.microsoft.com/office/drawing/2016/ink" xmlns:am3d="http://schemas.microsoft.com/office/drawing/2017/model3d" xmlns:o="urn:schemas-microsoft-com:office:office" xmlns:oel="http://schemas.microsoft.com/office/2019/extlst" xmlns:r="http://schemas.openxmlformats.org/officeDocument/2006/relationships" xmlns:m="http://schemas.openxmlformats.org/officeDocument/2006/math" xmlns:v="urn:schemas-microsoft-com:vml" xmlns:wp14="http://schemas.microsoft.com/office/word/2010/wordprocessingDrawing" xmlns:wp="http://schemas.openxmlformats.org/drawingml/2006/wordprocessingDrawing" xmlns:w10="urn:schemas-microsoft-com:office:word" xmlns:w="http://schemas.openxmlformats.org/wordprocessingml/2006/main" xmlns:w14="http://schemas.microsoft.com/office/word/2010/wordml" xmlns:w15="http://schemas.microsoft.com/office/word/2012/wordml" xmlns:w16cex="http://schemas.microsoft.com/office/word/2018/wordml/cex" xmlns:w16cid="http://schemas.microsoft.com/office/word/2016/wordml/cid" xmlns:w16="http://schemas.microsoft.com/office/word/2018/wordml" xmlns:w16du="http://schemas.microsoft.com/office/word/2023/wordml/word16du" xmlns:w16sdtdh="http://schemas.microsoft.com/office/word/2020/wordml/sdtdatahash" xmlns:w16sdtfl="http://schemas.microsoft.com/office/word/2024/wordml/sdtformatlock" xmlns:w16se="http://schemas.microsoft.com/office/word/2015/wordml/symex" xmlns:wpg="http://schemas.microsoft.com/office/word/2010/wordprocessingGroup" xmlns:wpi="http://schemas.microsoft.com/office/word/2010/wordprocessingInk" xmlns:wne="http://schemas.microsoft.com/office/word/2006/wordml" xmlns:wps="http://schemas.microsoft.com/office/word/2010/wordprocessingShape" mc:Ignorable="w14 w15 w16se w16cid w16 w16cex w16sdtdh w16sdtfl w16du wp14">
+<w:document xmlns:wpc="http://schemas.microsoft.com/office/word/2010/wordprocessingCanvas" xmlns:cx="http://schemas.microsoft.com/office/drawing/2014/chartex" xmlns:cx1="http://schemas.microsoft.com/office/drawing/2015/9/8/chartex" xmlns:cx2="http://schemas.microsoft.com/office/drawing/2015/10/21/chartex" xmlns:cx3="http://schemas.microsoft.com/office/drawing/2016/5/9/chartex" xmlns:cx4="http://schemas.microsoft.com/office/drawing/2016/5/10/chartex" xmlns:cx5="http://schemas.microsoft.com/office/drawing/2016/5/11/chartex" xmlns:cx6="http://schemas.microsoft.com/office/drawing/2016/5/12/chartex" xmlns:cx7="http://schemas.microsoft.com/office/drawing/2016/5/13/chartex" xmlns:cx8="http://schemas.microsoft.com/office/drawing/2016/5/14/chartex" xmlns:mc="http://schemas.openxmlformats.org/markup-compatibility/2006" xmlns:aink="http://schemas.microsoft.com/office/drawing/2016/ink" xmlns:am3d="http://schemas.microsoft.com/office/drawing/2017/model3d" xmlns:o="urn:schemas-microsoft-com:office:office" xmlns:oel="http://schemas.microsoft.com/office/2019/extlst" xmlns:r="http://schemas.openxmlformats.org/officeDocument/2006/relationships" xmlns:m="http://schemas.openxmlformats.org/officeDocument/2006/math" xmlns:v="urn:schemas-microsoft-com:vml" xmlns:wp14="http://schemas.microsoft.com/office/word/2010/wordprocessingDrawing" xmlns:wp="http://schemas.openxmlformats.org/drawingml/2006/wordprocessingDrawing" xmlns:w10="urn:schemas-microsoft-com:office:word" xmlns:w="http://schemas.openxmlformats.org/wordprocessingml/2006/main" xmlns:w14="http://schemas.microsoft.com/office/word/2010/wordml" xmlns:w15="http://schemas.microsoft.com/office/word/2012/wordml" xmlns:w16cex="http://schemas.microsoft.com/office/word/2018/wordml/cex" xmlns:w16cid="http://schemas.microsoft.com/office/word/2016/wordml/cid" xmlns:w16="http://schemas.microsoft.com/office/word/2018/wordml" xmlns:w16du="http://schemas.microsoft.com/office/word/2023/wordml/word16du" xmlns:w16sdtdh="http://schemas.microsoft.com/office/word/2020/wordml/sdtdatahash" xmlns:w16se="http://schemas.microsoft.com/office/word/2015/wordml/symex" xmlns:wpg="http://schemas.microsoft.com/office/word/2010/wordprocessingGroup" xmlns:wpi="http://schemas.microsoft.com/office/word/2010/wordprocessingInk" xmlns:wne="http://schemas.microsoft.com/office/word/2006/wordml" xmlns:wps="http://schemas.microsoft.com/office/word/2010/wordprocessingShape" mc:Ignorable="w14 w15 w16se w16cid w16 w16cex w16sdtdh w16du wp14">
   <w:body>
     <w:p>
       <w:pPr>
-        <w:rPr>
-          <w:rFonts w:eastAsia="Times New Roman"/>
-          <w:kern w:val="0"/>
-          <w14:ligatures w14:val="none"/>
-        </w:rPr>
-      </w:pPr>
-      <w:r>
-        <w:rPr>
-          <w:rFonts w:eastAsia="Times New Roman"/>
-          <w:kern w:val="0"/>
-          <w14:ligatures w14:val="none"/>
+        <w:pStyle w:val="1"/>
+        <w:rPr>
+          <w:rFonts w:eastAsia="Times New Roman"/>
+        </w:rPr>
+      </w:pPr>
+      <w:r>
+        <w:rPr>
+          <w:rFonts w:eastAsia="Times New Roman"/>
         </w:rPr>
         <w:t xml:space="preserve">Как подобрать подрядчика в </w:t>
       </w:r>
@@ -22,8 +19,6 @@
       <w:r>
         <w:rPr>
           <w:rFonts w:eastAsia="Times New Roman"/>
-          <w:kern w:val="0"/>
-          <w14:ligatures w14:val="none"/>
         </w:rPr>
         <w:t>трайб</w:t>
       </w:r>
@@ -31,8 +26,6 @@
       <w:r>
         <w:rPr>
           <w:rFonts w:eastAsia="Times New Roman"/>
-          <w:kern w:val="0"/>
-          <w14:ligatures w14:val="none"/>
         </w:rPr>
         <w:t>?</w:t>
       </w:r>
@@ -107,17 +100,14 @@
     </w:p>
     <w:p>
       <w:pPr>
-        <w:rPr>
-          <w:rFonts w:eastAsia="Times New Roman"/>
-          <w:kern w:val="0"/>
-          <w14:ligatures w14:val="none"/>
-        </w:rPr>
-      </w:pPr>
-      <w:r>
-        <w:rPr>
-          <w:rFonts w:eastAsia="Times New Roman"/>
-          <w:kern w:val="0"/>
-          <w14:ligatures w14:val="none"/>
+        <w:pStyle w:val="1"/>
+        <w:rPr>
+          <w:rFonts w:eastAsia="Times New Roman"/>
+        </w:rPr>
+      </w:pPr>
+      <w:r>
+        <w:rPr>
+          <w:rFonts w:eastAsia="Times New Roman"/>
         </w:rPr>
         <w:t>Как вывести подрядчика в выходной/праздничный день?</w:t>
       </w:r>
@@ -216,17 +206,14 @@
     </w:p>
     <w:p>
       <w:pPr>
-        <w:rPr>
-          <w:rFonts w:eastAsia="Times New Roman"/>
-          <w:kern w:val="0"/>
-          <w14:ligatures w14:val="none"/>
-        </w:rPr>
-      </w:pPr>
-      <w:r>
-        <w:rPr>
-          <w:rFonts w:eastAsia="Times New Roman"/>
-          <w:kern w:val="0"/>
-          <w14:ligatures w14:val="none"/>
+        <w:pStyle w:val="1"/>
+        <w:rPr>
+          <w:rFonts w:eastAsia="Times New Roman"/>
+        </w:rPr>
+      </w:pPr>
+      <w:r>
+        <w:rPr>
+          <w:rFonts w:eastAsia="Times New Roman"/>
         </w:rPr>
         <w:t>Как оформить доступы для подрядчика?</w:t>
       </w:r>
@@ -268,17 +255,14 @@
     </w:p>
     <w:p>
       <w:pPr>
-        <w:rPr>
-          <w:rFonts w:eastAsia="Times New Roman"/>
-          <w:kern w:val="0"/>
-          <w14:ligatures w14:val="none"/>
-        </w:rPr>
-      </w:pPr>
-      <w:r>
-        <w:rPr>
-          <w:rFonts w:eastAsia="Times New Roman"/>
-          <w:kern w:val="0"/>
-          <w14:ligatures w14:val="none"/>
+        <w:pStyle w:val="1"/>
+        <w:rPr>
+          <w:rFonts w:eastAsia="Times New Roman"/>
+        </w:rPr>
+      </w:pPr>
+      <w:r>
+        <w:rPr>
+          <w:rFonts w:eastAsia="Times New Roman"/>
         </w:rPr>
         <w:t>Как заказать пропуск для подрядчика?</w:t>
       </w:r>
@@ -390,17 +374,14 @@
     </w:p>
     <w:p>
       <w:pPr>
-        <w:rPr>
-          <w:rFonts w:eastAsia="Times New Roman"/>
-          <w:kern w:val="0"/>
-          <w14:ligatures w14:val="none"/>
-        </w:rPr>
-      </w:pPr>
-      <w:r>
-        <w:rPr>
-          <w:rFonts w:eastAsia="Times New Roman"/>
-          <w:kern w:val="0"/>
-          <w14:ligatures w14:val="none"/>
+        <w:pStyle w:val="1"/>
+        <w:rPr>
+          <w:rFonts w:eastAsia="Times New Roman"/>
+        </w:rPr>
+      </w:pPr>
+      <w:r>
+        <w:rPr>
+          <w:rFonts w:eastAsia="Times New Roman"/>
         </w:rPr>
         <w:t>Как узнать статус заявки и кто согласующий?</w:t>
       </w:r>
@@ -477,33 +458,26 @@
     </w:p>
     <w:p>
       <w:pPr>
-        <w:rPr>
-          <w:rFonts w:eastAsia="Times New Roman"/>
-          <w:kern w:val="0"/>
-          <w14:ligatures w14:val="none"/>
-        </w:rPr>
-      </w:pPr>
-      <w:r>
-        <w:rPr>
-          <w:rFonts w:eastAsia="Times New Roman"/>
-          <w:kern w:val="0"/>
-          <w14:ligatures w14:val="none"/>
+        <w:pStyle w:val="1"/>
+        <w:rPr>
+          <w:rFonts w:eastAsia="Times New Roman"/>
+        </w:rPr>
+      </w:pPr>
+      <w:r>
+        <w:rPr>
+          <w:rFonts w:eastAsia="Times New Roman"/>
         </w:rPr>
         <w:t>Как поменять</w:t>
       </w:r>
       <w:r>
         <w:rPr>
           <w:rFonts w:eastAsia="Times New Roman"/>
-          <w:kern w:val="0"/>
-          <w14:ligatures w14:val="none"/>
         </w:rPr>
         <w:t xml:space="preserve"> номер телефона для подрядчика в справочнике</w:t>
       </w:r>
       <w:r>
         <w:rPr>
           <w:rFonts w:eastAsia="Times New Roman"/>
-          <w:kern w:val="0"/>
-          <w14:ligatures w14:val="none"/>
         </w:rPr>
         <w:t>?</w:t>
       </w:r>
@@ -556,16 +530,7 @@
           <w:kern w:val="0"/>
           <w14:ligatures w14:val="none"/>
         </w:rPr>
-        <w:t xml:space="preserve">координатора нет → Вопросы проведения операции → Сотрудник Подрядных </w:t>
-      </w:r>
-      <w:r>
-        <w:rPr>
-          <w:rFonts w:eastAsia="Times New Roman"/>
-          <w:kern w:val="0"/>
-          <w14:ligatures w14:val="none"/>
-        </w:rPr>
-        <w:lastRenderedPageBreak/>
-        <w:t xml:space="preserve">организаций → Редактирование информации в профиле Телефонного справочника </w:t>
+        <w:t xml:space="preserve">координатора нет → Вопросы проведения операции → Сотрудник Подрядных организаций → Редактирование информации в профиле Телефонного справочника </w:t>
       </w:r>
       <w:proofErr w:type="spellStart"/>
       <w:r>
@@ -640,17 +605,14 @@
     </w:p>
     <w:p>
       <w:pPr>
-        <w:rPr>
-          <w:rFonts w:eastAsia="Times New Roman"/>
-          <w:kern w:val="0"/>
-          <w14:ligatures w14:val="none"/>
-        </w:rPr>
-      </w:pPr>
-      <w:r>
-        <w:rPr>
-          <w:rFonts w:eastAsia="Times New Roman"/>
-          <w:kern w:val="0"/>
-          <w14:ligatures w14:val="none"/>
+        <w:pStyle w:val="1"/>
+        <w:rPr>
+          <w:rFonts w:eastAsia="Times New Roman"/>
+        </w:rPr>
+      </w:pPr>
+      <w:r>
+        <w:rPr>
+          <w:rFonts w:eastAsia="Times New Roman"/>
         </w:rPr>
         <w:t>Как отключить двухфакторную аутентификацию?</w:t>
       </w:r>
@@ -708,33 +670,26 @@
     </w:p>
     <w:p>
       <w:pPr>
-        <w:rPr>
-          <w:rFonts w:eastAsia="Times New Roman"/>
-          <w:kern w:val="0"/>
-          <w14:ligatures w14:val="none"/>
-        </w:rPr>
-      </w:pPr>
-      <w:r>
-        <w:rPr>
-          <w:rFonts w:eastAsia="Times New Roman"/>
-          <w:kern w:val="0"/>
-          <w14:ligatures w14:val="none"/>
+        <w:pStyle w:val="1"/>
+        <w:rPr>
+          <w:rFonts w:eastAsia="Times New Roman"/>
+        </w:rPr>
+      </w:pPr>
+      <w:r>
+        <w:rPr>
+          <w:rFonts w:eastAsia="Times New Roman"/>
         </w:rPr>
         <w:t>Я хочу разместить информацию в телеграм канале Core B</w:t>
       </w:r>
       <w:r>
         <w:rPr>
           <w:rFonts w:eastAsia="Times New Roman"/>
-          <w:kern w:val="0"/>
-          <w14:ligatures w14:val="none"/>
         </w:rPr>
         <w:t>an</w:t>
       </w:r>
       <w:r>
         <w:rPr>
           <w:rFonts w:eastAsia="Times New Roman"/>
-          <w:kern w:val="0"/>
-          <w14:ligatures w14:val="none"/>
         </w:rPr>
         <w:t xml:space="preserve">king News, куда обращаться? </w:t>
       </w:r>
@@ -776,17 +731,14 @@
     </w:p>
     <w:p>
       <w:pPr>
-        <w:rPr>
-          <w:rFonts w:eastAsia="Times New Roman"/>
-          <w:kern w:val="0"/>
-          <w14:ligatures w14:val="none"/>
-        </w:rPr>
-      </w:pPr>
-      <w:r>
-        <w:rPr>
-          <w:rFonts w:eastAsia="Times New Roman"/>
-          <w:kern w:val="0"/>
-          <w14:ligatures w14:val="none"/>
+        <w:pStyle w:val="1"/>
+        <w:rPr>
+          <w:rFonts w:eastAsia="Times New Roman"/>
+        </w:rPr>
+      </w:pPr>
+      <w:r>
+        <w:rPr>
+          <w:rFonts w:eastAsia="Times New Roman"/>
         </w:rPr>
         <w:t xml:space="preserve">Я хочу разместить информацию в канале Новости B2C, на цифровых поверхностях офиса Сбера, скринсейверах, в </w:t>
       </w:r>
@@ -794,8 +746,6 @@
       <w:r>
         <w:rPr>
           <w:rFonts w:eastAsia="Times New Roman"/>
-          <w:kern w:val="0"/>
-          <w14:ligatures w14:val="none"/>
         </w:rPr>
         <w:t>email</w:t>
       </w:r>
@@ -803,16 +753,12 @@
       <w:r>
         <w:rPr>
           <w:rFonts w:eastAsia="Times New Roman"/>
-          <w:kern w:val="0"/>
-          <w14:ligatures w14:val="none"/>
         </w:rPr>
         <w:t xml:space="preserve"> </w:t>
       </w:r>
       <w:r>
         <w:rPr>
           <w:rFonts w:eastAsia="Times New Roman"/>
-          <w:kern w:val="0"/>
-          <w14:ligatures w14:val="none"/>
         </w:rPr>
         <w:t>рассылке, куда обращаться?</w:t>
       </w:r>
@@ -854,33 +800,26 @@
     </w:p>
     <w:p>
       <w:pPr>
-        <w:rPr>
-          <w:rFonts w:eastAsia="Times New Roman"/>
-          <w:kern w:val="0"/>
-          <w14:ligatures w14:val="none"/>
-        </w:rPr>
-      </w:pPr>
-      <w:r>
-        <w:rPr>
-          <w:rFonts w:eastAsia="Times New Roman"/>
-          <w:kern w:val="0"/>
-          <w14:ligatures w14:val="none"/>
+        <w:pStyle w:val="1"/>
+        <w:rPr>
+          <w:rFonts w:eastAsia="Times New Roman"/>
+        </w:rPr>
+      </w:pPr>
+      <w:r>
+        <w:rPr>
+          <w:rFonts w:eastAsia="Times New Roman"/>
         </w:rPr>
         <w:t>В канале Core B</w:t>
       </w:r>
       <w:r>
         <w:rPr>
           <w:rFonts w:eastAsia="Times New Roman"/>
-          <w:kern w:val="0"/>
-          <w14:ligatures w14:val="none"/>
         </w:rPr>
         <w:t>an</w:t>
       </w:r>
       <w:r>
         <w:rPr>
           <w:rFonts w:eastAsia="Times New Roman"/>
-          <w:kern w:val="0"/>
-          <w14:ligatures w14:val="none"/>
         </w:rPr>
         <w:t xml:space="preserve">king </w:t>
       </w:r>
@@ -888,8 +827,6 @@
       <w:r>
         <w:rPr>
           <w:rFonts w:eastAsia="Times New Roman"/>
-          <w:kern w:val="0"/>
-          <w14:ligatures w14:val="none"/>
         </w:rPr>
         <w:t>news</w:t>
       </w:r>
@@ -897,8 +834,6 @@
       <w:r>
         <w:rPr>
           <w:rFonts w:eastAsia="Times New Roman"/>
-          <w:kern w:val="0"/>
-          <w14:ligatures w14:val="none"/>
         </w:rPr>
         <w:t xml:space="preserve"> вышел пост, у меня есть комментарии, к кому обращаться?</w:t>
       </w:r>
@@ -940,33 +875,26 @@
     </w:p>
     <w:p>
       <w:pPr>
-        <w:rPr>
-          <w:rFonts w:eastAsia="Times New Roman"/>
-          <w:kern w:val="0"/>
-          <w14:ligatures w14:val="none"/>
-        </w:rPr>
-      </w:pPr>
-      <w:r>
-        <w:rPr>
-          <w:rFonts w:eastAsia="Times New Roman"/>
-          <w:kern w:val="0"/>
-          <w14:ligatures w14:val="none"/>
+        <w:pStyle w:val="1"/>
+        <w:rPr>
+          <w:rFonts w:eastAsia="Times New Roman"/>
+        </w:rPr>
+      </w:pPr>
+      <w:r>
+        <w:rPr>
+          <w:rFonts w:eastAsia="Times New Roman"/>
         </w:rPr>
         <w:t>Как забронировать большую переговор</w:t>
       </w:r>
       <w:r>
         <w:rPr>
           <w:rFonts w:eastAsia="Times New Roman"/>
-          <w:kern w:val="0"/>
-          <w14:ligatures w14:val="none"/>
         </w:rPr>
         <w:t>ную</w:t>
       </w:r>
       <w:r>
         <w:rPr>
           <w:rFonts w:eastAsia="Times New Roman"/>
-          <w:kern w:val="0"/>
-          <w14:ligatures w14:val="none"/>
         </w:rPr>
         <w:t xml:space="preserve"> под встречу, к кому обращаться?</w:t>
       </w:r>
@@ -1008,27 +936,21 @@
     </w:p>
     <w:p>
       <w:pPr>
-        <w:rPr>
-          <w:rFonts w:eastAsia="Times New Roman"/>
-          <w:kern w:val="0"/>
-          <w14:ligatures w14:val="none"/>
-        </w:rPr>
-      </w:pPr>
-      <w:r>
-        <w:rPr>
-          <w:rFonts w:eastAsia="Times New Roman"/>
-          <w:kern w:val="0"/>
-          <w14:ligatures w14:val="none"/>
-        </w:rPr>
-        <w:lastRenderedPageBreak/>
+        <w:pStyle w:val="1"/>
+        <w:rPr>
+          <w:rFonts w:eastAsia="Times New Roman"/>
+        </w:rPr>
+      </w:pPr>
+      <w:r>
+        <w:rPr>
+          <w:rFonts w:eastAsia="Times New Roman"/>
+        </w:rPr>
         <w:t xml:space="preserve">Я хочу провести встречу </w:t>
       </w:r>
       <w:proofErr w:type="spellStart"/>
       <w:r>
         <w:rPr>
           <w:rFonts w:eastAsia="Times New Roman"/>
-          <w:kern w:val="0"/>
-          <w14:ligatures w14:val="none"/>
         </w:rPr>
         <w:t>трайба</w:t>
       </w:r>
@@ -1036,8 +958,6 @@
       <w:r>
         <w:rPr>
           <w:rFonts w:eastAsia="Times New Roman"/>
-          <w:kern w:val="0"/>
-          <w14:ligatures w14:val="none"/>
         </w:rPr>
         <w:t>, кластера, к кому обращаться?</w:t>
       </w:r>
@@ -1079,17 +999,14 @@
     </w:p>
     <w:p>
       <w:pPr>
-        <w:rPr>
-          <w:rFonts w:eastAsia="Times New Roman"/>
-          <w:kern w:val="0"/>
-          <w14:ligatures w14:val="none"/>
-        </w:rPr>
-      </w:pPr>
-      <w:r>
-        <w:rPr>
-          <w:rFonts w:eastAsia="Times New Roman"/>
-          <w:kern w:val="0"/>
-          <w14:ligatures w14:val="none"/>
+        <w:pStyle w:val="1"/>
+        <w:rPr>
+          <w:rFonts w:eastAsia="Times New Roman"/>
+        </w:rPr>
+      </w:pPr>
+      <w:r>
+        <w:rPr>
+          <w:rFonts w:eastAsia="Times New Roman"/>
         </w:rPr>
         <w:t>Как увеличить размер почтового ящика?</w:t>
       </w:r>
@@ -1246,6 +1163,20 @@
     </w:p>
     <w:p>
       <w:pPr>
+        <w:pStyle w:val="1"/>
+        <w:rPr>
+          <w:rFonts w:eastAsia="Times New Roman"/>
+        </w:rPr>
+      </w:pPr>
+      <w:r>
+        <w:rPr>
+          <w:rFonts w:eastAsia="Times New Roman"/>
+        </w:rPr>
+        <w:t>Куда обращаться с предложениями и обратной связью по боту?</w:t>
+      </w:r>
+    </w:p>
+    <w:p>
+      <w:pPr>
         <w:autoSpaceDE w:val="0"/>
         <w:autoSpaceDN w:val="0"/>
         <w:adjustRightInd w:val="0"/>
@@ -1262,7 +1193,7 @@
           <w:kern w:val="0"/>
           <w14:ligatures w14:val="none"/>
         </w:rPr>
-        <w:t>Куда обращаться с предложениями и обратной связью по боту?</w:t>
+        <w:t>Если вы хотите обратиться с предложением или добавить вопросы, напишите @sedoy_av.</w:t>
       </w:r>
     </w:p>
     <w:p>
@@ -1277,14 +1208,6 @@
           <w14:ligatures w14:val="none"/>
         </w:rPr>
       </w:pPr>
-      <w:r>
-        <w:rPr>
-          <w:rFonts w:eastAsia="Times New Roman"/>
-          <w:kern w:val="0"/>
-          <w14:ligatures w14:val="none"/>
-        </w:rPr>
-        <w:t>Если вы хотите обратиться с предложением или добавить вопросы, напишите @sedoy_av.</w:t>
-      </w:r>
     </w:p>
     <w:p>
       <w:pPr>
@@ -1301,34 +1224,14 @@
     </w:p>
     <w:p>
       <w:pPr>
-        <w:autoSpaceDE w:val="0"/>
-        <w:autoSpaceDN w:val="0"/>
-        <w:adjustRightInd w:val="0"/>
-        <w:spacing w:after="0" w:line="240" w:lineRule="auto"/>
-        <w:rPr>
-          <w:rFonts w:eastAsia="Times New Roman"/>
-          <w:kern w:val="0"/>
-          <w14:ligatures w14:val="none"/>
-        </w:rPr>
-      </w:pPr>
-    </w:p>
-    <w:p>
-      <w:pPr>
-        <w:autoSpaceDE w:val="0"/>
-        <w:autoSpaceDN w:val="0"/>
-        <w:adjustRightInd w:val="0"/>
-        <w:spacing w:after="0" w:line="240" w:lineRule="auto"/>
-        <w:rPr>
-          <w:rFonts w:eastAsia="Times New Roman"/>
-          <w:kern w:val="0"/>
-          <w14:ligatures w14:val="none"/>
-        </w:rPr>
-      </w:pPr>
-      <w:r>
-        <w:rPr>
-          <w:rFonts w:eastAsia="Times New Roman"/>
-          <w:kern w:val="0"/>
-          <w14:ligatures w14:val="none"/>
+        <w:pStyle w:val="1"/>
+        <w:rPr>
+          <w:rFonts w:eastAsia="Times New Roman"/>
+        </w:rPr>
+      </w:pPr>
+      <w:r>
+        <w:rPr>
+          <w:rFonts w:eastAsia="Times New Roman"/>
         </w:rPr>
         <w:t>Есть ссылка на канал Core Banking?</w:t>
       </w:r>
@@ -1367,17 +1270,14 @@
     </w:p>
     <w:p>
       <w:pPr>
-        <w:rPr>
-          <w:rFonts w:eastAsia="Times New Roman"/>
-          <w:kern w:val="0"/>
-          <w14:ligatures w14:val="none"/>
-        </w:rPr>
-      </w:pPr>
-      <w:r>
-        <w:rPr>
-          <w:rFonts w:eastAsia="Times New Roman"/>
-          <w:kern w:val="0"/>
-          <w14:ligatures w14:val="none"/>
+        <w:pStyle w:val="1"/>
+        <w:rPr>
+          <w:rFonts w:eastAsia="Times New Roman"/>
+        </w:rPr>
+      </w:pPr>
+      <w:r>
+        <w:rPr>
+          <w:rFonts w:eastAsia="Times New Roman"/>
         </w:rPr>
         <w:t>Как оформить отпуск?</w:t>
       </w:r>
@@ -1490,7 +1390,7 @@
 </file>
 
 <file path=word/numbering.xml><?xml version="1.0" encoding="utf-8"?>
-<w:numbering xmlns:wpc="http://schemas.microsoft.com/office/word/2010/wordprocessingCanvas" xmlns:cx="http://schemas.microsoft.com/office/drawing/2014/chartex" xmlns:cx1="http://schemas.microsoft.com/office/drawing/2015/9/8/chartex" xmlns:cx2="http://schemas.microsoft.com/office/drawing/2015/10/21/chartex" xmlns:cx3="http://schemas.microsoft.com/office/drawing/2016/5/9/chartex" xmlns:cx4="http://schemas.microsoft.com/office/drawing/2016/5/10/chartex" xmlns:cx5="http://schemas.microsoft.com/office/drawing/2016/5/11/chartex" xmlns:cx6="http://schemas.microsoft.com/office/drawing/2016/5/12/chartex" xmlns:cx7="http://schemas.microsoft.com/office/drawing/2016/5/13/chartex" xmlns:cx8="http://schemas.microsoft.com/office/drawing/2016/5/14/chartex" xmlns:mc="http://schemas.openxmlformats.org/markup-compatibility/2006" xmlns:aink="http://schemas.microsoft.com/office/drawing/2016/ink" xmlns:am3d="http://schemas.microsoft.com/office/drawing/2017/model3d" xmlns:o="urn:schemas-microsoft-com:office:office" xmlns:oel="http://schemas.microsoft.com/office/2019/extlst" xmlns:r="http://schemas.openxmlformats.org/officeDocument/2006/relationships" xmlns:m="http://schemas.openxmlformats.org/officeDocument/2006/math" xmlns:v="urn:schemas-microsoft-com:vml" xmlns:wp14="http://schemas.microsoft.com/office/word/2010/wordprocessingDrawing" xmlns:wp="http://schemas.openxmlformats.org/drawingml/2006/wordprocessingDrawing" xmlns:w10="urn:schemas-microsoft-com:office:word" xmlns:w="http://schemas.openxmlformats.org/wordprocessingml/2006/main" xmlns:w14="http://schemas.microsoft.com/office/word/2010/wordml" xmlns:w15="http://schemas.microsoft.com/office/word/2012/wordml" xmlns:w16cex="http://schemas.microsoft.com/office/word/2018/wordml/cex" xmlns:w16cid="http://schemas.microsoft.com/office/word/2016/wordml/cid" xmlns:w16="http://schemas.microsoft.com/office/word/2018/wordml" xmlns:w16du="http://schemas.microsoft.com/office/word/2023/wordml/word16du" xmlns:w16sdtdh="http://schemas.microsoft.com/office/word/2020/wordml/sdtdatahash" xmlns:w16sdtfl="http://schemas.microsoft.com/office/word/2024/wordml/sdtformatlock" xmlns:w16se="http://schemas.microsoft.com/office/word/2015/wordml/symex" xmlns:wpg="http://schemas.microsoft.com/office/word/2010/wordprocessingGroup" xmlns:wpi="http://schemas.microsoft.com/office/word/2010/wordprocessingInk" xmlns:wne="http://schemas.microsoft.com/office/word/2006/wordml" xmlns:wps="http://schemas.microsoft.com/office/word/2010/wordprocessingShape" mc:Ignorable="w14 w15 w16se w16cid w16 w16cex w16sdtdh w16sdtfl w16du wp14">
+<w:numbering xmlns:wpc="http://schemas.microsoft.com/office/word/2010/wordprocessingCanvas" xmlns:cx="http://schemas.microsoft.com/office/drawing/2014/chartex" xmlns:cx1="http://schemas.microsoft.com/office/drawing/2015/9/8/chartex" xmlns:cx2="http://schemas.microsoft.com/office/drawing/2015/10/21/chartex" xmlns:cx3="http://schemas.microsoft.com/office/drawing/2016/5/9/chartex" xmlns:cx4="http://schemas.microsoft.com/office/drawing/2016/5/10/chartex" xmlns:cx5="http://schemas.microsoft.com/office/drawing/2016/5/11/chartex" xmlns:cx6="http://schemas.microsoft.com/office/drawing/2016/5/12/chartex" xmlns:cx7="http://schemas.microsoft.com/office/drawing/2016/5/13/chartex" xmlns:cx8="http://schemas.microsoft.com/office/drawing/2016/5/14/chartex" xmlns:mc="http://schemas.openxmlformats.org/markup-compatibility/2006" xmlns:aink="http://schemas.microsoft.com/office/drawing/2016/ink" xmlns:am3d="http://schemas.microsoft.com/office/drawing/2017/model3d" xmlns:o="urn:schemas-microsoft-com:office:office" xmlns:oel="http://schemas.microsoft.com/office/2019/extlst" xmlns:r="http://schemas.openxmlformats.org/officeDocument/2006/relationships" xmlns:m="http://schemas.openxmlformats.org/officeDocument/2006/math" xmlns:v="urn:schemas-microsoft-com:vml" xmlns:wp14="http://schemas.microsoft.com/office/word/2010/wordprocessingDrawing" xmlns:wp="http://schemas.openxmlformats.org/drawingml/2006/wordprocessingDrawing" xmlns:w10="urn:schemas-microsoft-com:office:word" xmlns:w="http://schemas.openxmlformats.org/wordprocessingml/2006/main" xmlns:w14="http://schemas.microsoft.com/office/word/2010/wordml" xmlns:w15="http://schemas.microsoft.com/office/word/2012/wordml" xmlns:w16cex="http://schemas.microsoft.com/office/word/2018/wordml/cex" xmlns:w16cid="http://schemas.microsoft.com/office/word/2016/wordml/cid" xmlns:w16="http://schemas.microsoft.com/office/word/2018/wordml" xmlns:w16du="http://schemas.microsoft.com/office/word/2023/wordml/word16du" xmlns:w16sdtdh="http://schemas.microsoft.com/office/word/2020/wordml/sdtdatahash" xmlns:w16se="http://schemas.microsoft.com/office/word/2015/wordml/symex" xmlns:wpg="http://schemas.microsoft.com/office/word/2010/wordprocessingGroup" xmlns:wpi="http://schemas.microsoft.com/office/word/2010/wordprocessingInk" xmlns:wne="http://schemas.microsoft.com/office/word/2006/wordml" xmlns:wps="http://schemas.microsoft.com/office/word/2010/wordprocessingShape" mc:Ignorable="w14 w15 w16se w16cid w16 w16cex w16sdtdh w16du wp14">
   <w:abstractNum w:abstractNumId="0" w15:restartNumberingAfterBreak="0">
     <w:nsid w:val="00000001"/>
     <w:multiLevelType w:val="hybridMultilevel"/>
@@ -1668,7 +1568,7 @@
 </file>
 
 <file path=word/styles.xml><?xml version="1.0" encoding="utf-8"?>
-<w:styles xmlns:mc="http://schemas.openxmlformats.org/markup-compatibility/2006" xmlns:r="http://schemas.openxmlformats.org/officeDocument/2006/relationships" xmlns:w="http://schemas.openxmlformats.org/wordprocessingml/2006/main" xmlns:w14="http://schemas.microsoft.com/office/word/2010/wordml" xmlns:w15="http://schemas.microsoft.com/office/word/2012/wordml" xmlns:w16cex="http://schemas.microsoft.com/office/word/2018/wordml/cex" xmlns:w16cid="http://schemas.microsoft.com/office/word/2016/wordml/cid" xmlns:w16="http://schemas.microsoft.com/office/word/2018/wordml" xmlns:w16du="http://schemas.microsoft.com/office/word/2023/wordml/word16du" xmlns:w16sdtdh="http://schemas.microsoft.com/office/word/2020/wordml/sdtdatahash" xmlns:w16sdtfl="http://schemas.microsoft.com/office/word/2024/wordml/sdtformatlock" xmlns:w16se="http://schemas.microsoft.com/office/word/2015/wordml/symex" mc:Ignorable="w14 w15 w16se w16cid w16 w16cex w16sdtdh w16sdtfl w16du">
+<w:styles xmlns:mc="http://schemas.openxmlformats.org/markup-compatibility/2006" xmlns:r="http://schemas.openxmlformats.org/officeDocument/2006/relationships" xmlns:w="http://schemas.openxmlformats.org/wordprocessingml/2006/main" xmlns:w14="http://schemas.microsoft.com/office/word/2010/wordml" xmlns:w15="http://schemas.microsoft.com/office/word/2012/wordml" xmlns:w16cex="http://schemas.microsoft.com/office/word/2018/wordml/cex" xmlns:w16cid="http://schemas.microsoft.com/office/word/2016/wordml/cid" xmlns:w16="http://schemas.microsoft.com/office/word/2018/wordml" xmlns:w16du="http://schemas.microsoft.com/office/word/2023/wordml/word16du" xmlns:w16sdtdh="http://schemas.microsoft.com/office/word/2020/wordml/sdtdatahash" xmlns:w16se="http://schemas.microsoft.com/office/word/2015/wordml/symex" mc:Ignorable="w14 w15 w16se w16cid w16 w16cex w16sdtdh w16du">
   <w:docDefaults>
     <w:rPrDefault>
       <w:rPr>
